--- a/a7/build/out/u4/A7 4.04 Real-World Problems and Significant Digits - Teacher Edition.docx
+++ b/a7/build/out/u4/A7 4.04 Real-World Problems and Significant Digits - Teacher Edition.docx
@@ -3191,7 +3191,7 @@
           <w:color w:val="1A1A1A"/>
           <w:sz w:val="21"/>
         </w:rPr>
-        <w:t xml:space="preserve">Independent Set — Six questions. On your own, in silence.  </w:t>
+        <w:t xml:space="preserve">Independent Set — Six questions. On your own, in writing.  </w:t>
       </w:r>
       <w:r>
         <w:rPr>
@@ -3200,7 +3200,7 @@
           <w:color w:val="1A1A1A"/>
           <w:sz w:val="21"/>
         </w:rPr>
-        <w:t>Hand out the Independent Set.</w:t>
+        <w:t>Hand out the Independent Set; the same six questions are on the board.</w:t>
       </w:r>
     </w:p>
     <w:p>

--- a/a7/build/out/u4/A7 4.04 Real-World Problems and Significant Digits - Teacher Edition.docx
+++ b/a7/build/out/u4/A7 4.04 Real-World Problems and Significant Digits - Teacher Edition.docx
@@ -3120,7 +3120,7 @@
           <w:color w:val="1A1A1A"/>
           <w:sz w:val="21"/>
         </w:rPr>
-        <w:t>Ellis says that because 1,234 has 4 significant digits and 5.6 has 2, the sum 1,234 + 5.6 must be written with 2 significant digits, as 1.2 × 10</w:t>
+        <w:t>Ellis says that because 9,145 has 4 significant digits and 4.8 has 2, the sum 9,145 + 4.8 must be written with 2 significant digits, as 9.1 × 10</w:t>
       </w:r>
       <w:r>
         <w:rPr>
@@ -3148,7 +3148,7 @@
           <w:color w:val="9E1B32"/>
           <w:sz w:val="21"/>
         </w:rPr>
-        <w:t>1,240 = 1.240 × 10</w:t>
+        <w:t>9,150 = 9.150 × 10</w:t>
       </w:r>
       <w:r>
         <w:rPr>
@@ -3167,7 +3167,7 @@
           <w:color w:val="6B6B6B"/>
           <w:sz w:val="19"/>
         </w:rPr>
-        <w:t xml:space="preserve">   'he used the wrong rule' — the right rule is not stated [the item asks for an explanation]; 1,239.6 — no rounding at all, which claims a tenth that 1,234 never measured</w:t>
+        <w:t xml:space="preserve">   'he used the wrong rule' — the right rule is not stated [the item asks for an explanation]; 9,149.8 — no rounding at all, which claims a tenth that 9,145 never measured</w:t>
       </w:r>
     </w:p>
     <w:p>

--- a/a7/build/out/u4/A7 4.04 Real-World Problems and Significant Digits - Teacher Edition.docx
+++ b/a7/build/out/u4/A7 4.04 Real-World Problems and Significant Digits - Teacher Edition.docx
@@ -592,7 +592,7 @@
                 <w:color w:val="1A1A1A"/>
                 <w:sz w:val="20"/>
               </w:rPr>
-              <w:t>2–3</w:t>
+              <w:t>2–4</w:t>
             </w:r>
           </w:p>
         </w:tc>
@@ -623,7 +623,7 @@
                 <w:color w:val="1A1A1A"/>
                 <w:sz w:val="20"/>
               </w:rPr>
-              <w:t>5 min</w:t>
+              <w:t>6 min</w:t>
             </w:r>
           </w:p>
         </w:tc>
@@ -690,7 +690,7 @@
                 <w:color w:val="1A1A1A"/>
                 <w:sz w:val="20"/>
               </w:rPr>
-              <w:t>4–6</w:t>
+              <w:t>5–7</w:t>
             </w:r>
           </w:p>
         </w:tc>
@@ -788,7 +788,7 @@
                 <w:color w:val="1A1A1A"/>
                 <w:sz w:val="20"/>
               </w:rPr>
-              <w:t>7–8</w:t>
+              <w:t>8–9</w:t>
             </w:r>
           </w:p>
         </w:tc>
@@ -886,7 +886,7 @@
                 <w:color w:val="1A1A1A"/>
                 <w:sz w:val="20"/>
               </w:rPr>
-              <w:t>9–10</w:t>
+              <w:t>10–11</w:t>
             </w:r>
           </w:p>
         </w:tc>
@@ -984,7 +984,7 @@
                 <w:color w:val="1A1A1A"/>
                 <w:sz w:val="20"/>
               </w:rPr>
-              <w:t>11–12</w:t>
+              <w:t>12–13</w:t>
             </w:r>
           </w:p>
         </w:tc>
@@ -1082,7 +1082,7 @@
                 <w:color w:val="1A1A1A"/>
                 <w:sz w:val="20"/>
               </w:rPr>
-              <w:t>13–14</w:t>
+              <w:t>14–15</w:t>
             </w:r>
           </w:p>
         </w:tc>
@@ -1180,7 +1180,7 @@
                 <w:color w:val="1A1A1A"/>
                 <w:sz w:val="20"/>
               </w:rPr>
-              <w:t>15–32</w:t>
+              <w:t>16–33</w:t>
             </w:r>
           </w:p>
         </w:tc>
@@ -1211,7 +1211,7 @@
                 <w:color w:val="1A1A1A"/>
                 <w:sz w:val="20"/>
               </w:rPr>
-              <w:t>12 min</w:t>
+              <w:t>11 min</w:t>
             </w:r>
           </w:p>
         </w:tc>
@@ -1278,7 +1278,7 @@
                 <w:color w:val="1A1A1A"/>
                 <w:sz w:val="20"/>
               </w:rPr>
-              <w:t>33</w:t>
+              <w:t>34</w:t>
             </w:r>
           </w:p>
         </w:tc>
@@ -1376,7 +1376,7 @@
                 <w:color w:val="1A1A1A"/>
                 <w:sz w:val="20"/>
               </w:rPr>
-              <w:t>34</w:t>
+              <w:t>35</w:t>
             </w:r>
           </w:p>
         </w:tc>
@@ -1799,6 +1799,39 @@
           <w:color w:val="1A1A1A"/>
           <w:sz w:val="21"/>
         </w:rPr>
+        <w:t xml:space="preserve">Vocabulary — The new words, before they are used.  </w:t>
+      </w:r>
+      <w:r>
+        <w:rPr>
+          <w:b w:val="0"/>
+          <w:i w:val="0"/>
+          <w:color w:val="1A1A1A"/>
+          <w:sz w:val="21"/>
+        </w:rPr>
+        <w:t>Read each word and its meaning once; the notes use them next.</w:t>
+      </w:r>
+    </w:p>
+    <w:p>
+      <w:pPr>
+        <w:spacing w:before="20" w:after="60"/>
+        <w:ind w:left="470" w:hanging="470"/>
+      </w:pPr>
+      <w:r>
+        <w:rPr>
+          <w:b/>
+          <w:i w:val="0"/>
+          <w:color w:val="1A1A1A"/>
+          <w:sz w:val="21"/>
+        </w:rPr>
+        <w:t xml:space="preserve">5.  </w:t>
+      </w:r>
+      <w:r>
+        <w:rPr>
+          <w:b/>
+          <w:i w:val="0"/>
+          <w:color w:val="1A1A1A"/>
+          <w:sz w:val="21"/>
+        </w:rPr>
         <w:t xml:space="preserve">Notes — Copy the table.  </w:t>
       </w:r>
       <w:r>
@@ -1823,7 +1856,7 @@
           <w:color w:val="1A1A1A"/>
           <w:sz w:val="21"/>
         </w:rPr>
-        <w:t xml:space="preserve">5.  </w:t>
+        <w:t xml:space="preserve">6.  </w:t>
       </w:r>
       <w:r>
         <w:rPr>
@@ -1856,7 +1889,7 @@
           <w:color w:val="1A1A1A"/>
           <w:sz w:val="21"/>
         </w:rPr>
-        <w:t xml:space="preserve">6.  </w:t>
+        <w:t xml:space="preserve">7.  </w:t>
       </w:r>
       <w:r>
         <w:rPr>
@@ -1889,7 +1922,7 @@
           <w:color w:val="1A1A1A"/>
           <w:sz w:val="21"/>
         </w:rPr>
-        <w:t xml:space="preserve">7.  </w:t>
+        <w:t xml:space="preserve">8.  </w:t>
       </w:r>
       <w:r>
         <w:rPr>
@@ -1922,7 +1955,7 @@
           <w:color w:val="1A1A1A"/>
           <w:sz w:val="21"/>
         </w:rPr>
-        <w:t xml:space="preserve">8.  </w:t>
+        <w:t xml:space="preserve">9.  </w:t>
       </w:r>
       <w:r>
         <w:rPr>
@@ -1955,7 +1988,7 @@
           <w:color w:val="1A1A1A"/>
           <w:sz w:val="21"/>
         </w:rPr>
-        <w:t xml:space="preserve">9.  </w:t>
+        <w:t xml:space="preserve">10.  </w:t>
       </w:r>
       <w:r>
         <w:rPr>
@@ -1988,7 +2021,7 @@
           <w:color w:val="1A1A1A"/>
           <w:sz w:val="21"/>
         </w:rPr>
-        <w:t xml:space="preserve">10.  </w:t>
+        <w:t xml:space="preserve">11.  </w:t>
       </w:r>
       <w:r>
         <w:rPr>
@@ -2021,7 +2054,7 @@
           <w:color w:val="1A1A1A"/>
           <w:sz w:val="21"/>
         </w:rPr>
-        <w:t xml:space="preserve">11.  </w:t>
+        <w:t xml:space="preserve">12.  </w:t>
       </w:r>
       <w:r>
         <w:rPr>
@@ -2054,7 +2087,7 @@
           <w:color w:val="1A1A1A"/>
           <w:sz w:val="21"/>
         </w:rPr>
-        <w:t xml:space="preserve">12.  </w:t>
+        <w:t xml:space="preserve">13.  </w:t>
       </w:r>
       <w:r>
         <w:rPr>
@@ -2087,7 +2120,7 @@
           <w:color w:val="1A1A1A"/>
           <w:sz w:val="21"/>
         </w:rPr>
-        <w:t xml:space="preserve">13.  </w:t>
+        <w:t xml:space="preserve">14.  </w:t>
       </w:r>
       <w:r>
         <w:rPr>
@@ -2120,7 +2153,7 @@
           <w:color w:val="1A1A1A"/>
           <w:sz w:val="21"/>
         </w:rPr>
-        <w:t xml:space="preserve">14.  </w:t>
+        <w:t xml:space="preserve">15.  </w:t>
       </w:r>
       <w:r>
         <w:rPr>
@@ -2153,7 +2186,7 @@
           <w:color w:val="1A1A1A"/>
           <w:sz w:val="21"/>
         </w:rPr>
-        <w:t xml:space="preserve">15–16.  </w:t>
+        <w:t xml:space="preserve">16–17.  </w:t>
       </w:r>
       <w:r>
         <w:rPr>
@@ -2204,7 +2237,7 @@
           <w:color w:val="1A1A1A"/>
           <w:sz w:val="21"/>
         </w:rPr>
-        <w:t xml:space="preserve">17–18.  </w:t>
+        <w:t xml:space="preserve">18–19.  </w:t>
       </w:r>
       <w:r>
         <w:rPr>
@@ -2340,7 +2373,7 @@
           <w:color w:val="1A1A1A"/>
           <w:sz w:val="21"/>
         </w:rPr>
-        <w:t xml:space="preserve">19–20.  </w:t>
+        <w:t xml:space="preserve">20–21.  </w:t>
       </w:r>
       <w:r>
         <w:rPr>
@@ -2458,7 +2491,7 @@
           <w:color w:val="1A1A1A"/>
           <w:sz w:val="21"/>
         </w:rPr>
-        <w:t xml:space="preserve">21–22.  </w:t>
+        <w:t xml:space="preserve">22–23.  </w:t>
       </w:r>
       <w:r>
         <w:rPr>
@@ -2604,7 +2637,7 @@
           <w:color w:val="1A1A1A"/>
           <w:sz w:val="21"/>
         </w:rPr>
-        <w:t xml:space="preserve">23–24.  </w:t>
+        <w:t xml:space="preserve">24–25.  </w:t>
       </w:r>
       <w:r>
         <w:rPr>
@@ -2664,7 +2697,7 @@
           <w:color w:val="1A1A1A"/>
           <w:sz w:val="21"/>
         </w:rPr>
-        <w:t xml:space="preserve">25–26.  </w:t>
+        <w:t xml:space="preserve">26–27.  </w:t>
       </w:r>
       <w:r>
         <w:rPr>
@@ -2829,7 +2862,7 @@
           <w:color w:val="1A1A1A"/>
           <w:sz w:val="21"/>
         </w:rPr>
-        <w:t xml:space="preserve">27–28.  </w:t>
+        <w:t xml:space="preserve">28–29.  </w:t>
       </w:r>
       <w:r>
         <w:rPr>
@@ -2937,7 +2970,7 @@
           <w:color w:val="1A1A1A"/>
           <w:sz w:val="21"/>
         </w:rPr>
-        <w:t xml:space="preserve">29–30.  </w:t>
+        <w:t xml:space="preserve">30–31.  </w:t>
       </w:r>
       <w:r>
         <w:rPr>
@@ -3102,7 +3135,7 @@
           <w:color w:val="1A1A1A"/>
           <w:sz w:val="21"/>
         </w:rPr>
-        <w:t xml:space="preserve">31–32.  </w:t>
+        <w:t xml:space="preserve">32–33.  </w:t>
       </w:r>
       <w:r>
         <w:rPr>
@@ -3182,7 +3215,7 @@
           <w:color w:val="1A1A1A"/>
           <w:sz w:val="21"/>
         </w:rPr>
-        <w:t xml:space="preserve">33.  </w:t>
+        <w:t xml:space="preserve">34.  </w:t>
       </w:r>
       <w:r>
         <w:rPr>
@@ -3215,7 +3248,7 @@
           <w:color w:val="1A1A1A"/>
           <w:sz w:val="21"/>
         </w:rPr>
-        <w:t xml:space="preserve">34.  </w:t>
+        <w:t xml:space="preserve">35.  </w:t>
       </w:r>
       <w:r>
         <w:rPr>

--- a/a7/build/out/u4/A7 4.04 Real-World Problems and Significant Digits - Teacher Edition.docx
+++ b/a7/build/out/u4/A7 4.04 Real-World Problems and Significant Digits - Teacher Edition.docx
@@ -1686,6 +1686,42 @@
           <w:sz w:val="21"/>
         </w:rPr>
         <w:t>Q3 and Q4 are today's two tools.</w:t>
+      </w:r>
+      <w:r>
+        <w:rPr>
+          <w:b w:val="0"/>
+          <w:i/>
+          <w:color w:val="6B6B6B"/>
+          <w:sz w:val="19"/>
+        </w:rPr>
+        <w:t xml:space="preserve">   1 retrieves 4.02–03 — multiply the coefficients, add the exponents, then finish the answer (yesterday).</w:t>
+      </w:r>
+      <w:r>
+        <w:rPr>
+          <w:b w:val="0"/>
+          <w:i/>
+          <w:color w:val="6B6B6B"/>
+          <w:sz w:val="19"/>
+        </w:rPr>
+        <w:t xml:space="preserve">   2 retrieves 4.01 — rewrite one number over the other's power, then subtract the coefficients (last week).</w:t>
+      </w:r>
+      <w:r>
+        <w:rPr>
+          <w:b w:val="0"/>
+          <w:i/>
+          <w:color w:val="6B6B6B"/>
+          <w:sz w:val="19"/>
+        </w:rPr>
+        <w:t xml:space="preserve">   3 retrieves 3.09 — small numbers; note that the zero between the 9 and the 2 stays (last unit).</w:t>
+      </w:r>
+      <w:r>
+        <w:rPr>
+          <w:b w:val="0"/>
+          <w:i/>
+          <w:color w:val="6B6B6B"/>
+          <w:sz w:val="19"/>
+        </w:rPr>
+        <w:t xml:space="preserve">   4 retrieves MA.5.NSO.1.5 — rounding to a named place; every answer today ends with one of these (prior grade — the prerequisite this lesson needs).</w:t>
       </w:r>
     </w:p>
     <w:p>

--- a/a7/build/out/u4/A7 4.04 Real-World Problems and Significant Digits - Teacher Edition.docx
+++ b/a7/build/out/u4/A7 4.04 Real-World Problems and Significant Digits - Teacher Edition.docx
@@ -3307,6 +3307,29 @@
     </w:p>
     <w:p>
       <w:pPr>
+        <w:spacing w:before="0" w:after="120"/>
+      </w:pPr>
+      <w:r>
+        <w:rPr>
+          <w:b/>
+          <w:i w:val="0"/>
+          <w:color w:val="1A1A1A"/>
+          <w:sz w:val="21"/>
+        </w:rPr>
+        <w:t>Variation.</w:t>
+      </w:r>
+      <w:r>
+        <w:rPr>
+          <w:b w:val="0"/>
+          <w:i w:val="0"/>
+          <w:color w:val="1A1A1A"/>
+          <w:sz w:val="21"/>
+        </w:rPr>
+        <w:t xml:space="preserve"> Questions 1–4 are the four counting rules, one each: a middle zero, leading zeros, trailing zeros with a decimal point, trailing zeros without one. 5–8 are the four operations in order — a product, a quotient, a sum, a difference — so the two rules alternate; 7 is the one that shows a sum keeping more significant digits than either measurement — three, from two two-digit measurements. 9 and 10 are real quantities, and 10 is built on the count-versus-measurement distinction. The pattern breaks at 11, where the arithmetic is right and the answer is wrong. 12 is the diagnostic multiple choice, stacking the coefficient repair on the rounding. The Additional sheet mirrors each position, and its question 11 is the case where the two rules agree — which is why the wrong one survives.</w:t>
+      </w:r>
+    </w:p>
+    <w:p>
+      <w:pPr>
         <w:keepNext/>
         <w:spacing w:before="280" w:after="120"/>
         <w:pBdr>

--- a/a7/build/out/u4/A7 4.04 Real-World Problems and Significant Digits - Teacher Edition.docx
+++ b/a7/build/out/u4/A7 4.04 Real-World Problems and Significant Digits - Teacher Edition.docx
@@ -1676,7 +1676,7 @@
           <w:color w:val="1A1A1A"/>
           <w:sz w:val="21"/>
         </w:rPr>
-        <w:t xml:space="preserve">Warm-Up — On your own. Four minutes. No notes.  </w:t>
+        <w:t xml:space="preserve">Warm-Up — On your own. No notes.  </w:t>
       </w:r>
       <w:r>
         <w:rPr>
